--- a/docs/UGC_Rules_Mentor_Review.docx
+++ b/docs/UGC_Rules_Mentor_Review.docx
@@ -15126,6 +15126,90 @@
         <w:rPr>
           <w:sz w:val="21"/>
         </w:rPr>
+        <w:t>UGC cl. 3.11 (p. 59); AICTE (Degree) Regulation, 2019, cl. 2.25 (p. 31)</w:t>
+      </w:r>
+    </w:p>
+    <w:p>
+      <w:r>
+        <w:rPr>
+          <w:b w:val="0"/>
+          <w:i w:val="0"/>
+          <w:sz w:val="21"/>
+        </w:rPr>
+        <w:t>UGC cl. 3.11 excludes the time taken to acquire an M.Phil. or Ph.D. from experience unless it was pursued in service without leave. The AICTE Regulation was searched (2026-10-06) and has no such provision; its cl. 2.25 sets conditions for counting past service instead (regular appointment, equivalent grade, proper selection procedure). The system therefore deducts nothing for a research degree on AICTE-governed posts and leaves the cl. 2.25 conditions to the document check. Does the university apply the UGC exclusion to them anyway?</w:t>
+      </w:r>
+    </w:p>
+    <w:tbl>
+      <w:tblPr>
+        <w:tblStyle w:val="TableGrid"/>
+        <w:tblW w:type="auto" w:w="0"/>
+        <w:jc w:val="center"/>
+        <w:tblLayout w:type="fixed"/>
+        <w:tblLook w:firstColumn="1" w:firstRow="1" w:lastColumn="0" w:lastRow="0" w:noHBand="0" w:noVBand="1" w:val="04A0"/>
+      </w:tblPr>
+      <w:tblGrid>
+        <w:gridCol w:w="14798"/>
+      </w:tblGrid>
+      <w:tr>
+        <w:trPr>
+          <w:tblHeader w:val="true"/>
+        </w:trPr>
+        <w:tc>
+          <w:tcPr>
+            <w:tcW w:type="dxa" w:w="14740"/>
+            <w:shd w:val="clear" w:color="auto" w:fill="D9E2F3"/>
+          </w:tcPr>
+          <w:p>
+            <w:r/>
+            <w:r>
+              <w:rPr>
+                <w:b/>
+                <w:sz w:val="21"/>
+              </w:rPr>
+              <w:t>Your decision, or who should decide</w:t>
+            </w:r>
+          </w:p>
+        </w:tc>
+      </w:tr>
+      <w:tr>
+        <w:tc>
+          <w:tcPr>
+            <w:tcW w:type="dxa" w:w="14740"/>
+          </w:tcPr>
+          <w:p>
+            <w:r/>
+            <w:r>
+              <w:rPr>
+                <w:sz w:val="21"/>
+              </w:rPr>
+              <w:br/>
+              <w:br/>
+            </w:r>
+          </w:p>
+        </w:tc>
+      </w:tr>
+    </w:tbl>
+    <w:p/>
+    <w:p>
+      <w:pPr>
+        <w:pStyle w:val="Heading3"/>
+      </w:pPr>
+      <w:r>
+        <w:t>Question 11</w:t>
+      </w:r>
+    </w:p>
+    <w:p>
+      <w:r>
+        <w:rPr>
+          <w:b/>
+          <w:sz w:val="21"/>
+        </w:rPr>
+        <w:t xml:space="preserve">Where in the gazette: </w:t>
+      </w:r>
+      <w:r>
+        <w:rPr>
+          <w:sz w:val="21"/>
+        </w:rPr>
         <w:t>AICTE website: clarifications on qualifications, pay scales and service conditions</w:t>
       </w:r>
     </w:p>
@@ -15195,7 +15279,7 @@
         <w:pStyle w:val="Heading3"/>
       </w:pPr>
       <w:r>
-        <w:t>Question 11</w:t>
+        <w:t>Question 12</w:t>
       </w:r>
     </w:p>
     <w:p>
@@ -15279,7 +15363,7 @@
         <w:pStyle w:val="Heading3"/>
       </w:pPr>
       <w:r>
-        <w:t>Question 12</w:t>
+        <w:t>Question 13</w:t>
       </w:r>
     </w:p>
     <w:p>
